--- a/klagomål/A 42606-2025 FSC-klagomål.docx
+++ b/klagomål/A 42606-2025 FSC-klagomål.docx
@@ -753,7 +753,7 @@
     <w:r>
       <w:tab/>
       <w:tab/>
-      <w:t>2026-06-18</w:t>
+      <w:t>2026-06-19</w:t>
       <w:br/>
       <w:br/>
     </w:r>

--- a/klagomål/A 42606-2025 FSC-klagomål.docx
+++ b/klagomål/A 42606-2025 FSC-klagomål.docx
@@ -753,7 +753,7 @@
     <w:r>
       <w:tab/>
       <w:tab/>
-      <w:t>2026-06-19</w:t>
+      <w:t>2026-06-20</w:t>
       <w:br/>
       <w:br/>
     </w:r>

--- a/klagomål/A 42606-2025 FSC-klagomål.docx
+++ b/klagomål/A 42606-2025 FSC-klagomål.docx
@@ -168,38 +168,7 @@
     </w:p>
     <w:p>
       <w:r>
-        <w:t>Detta dokument behandlar höga naturvärden i avverkningsanmälan A 42606-2025 i Hudiksvalls kommun som inkom 2025-09-05 och omfattar 2,9 ha.</w:t>
-      </w:r>
-    </w:p>
-    <w:p>
-      <w:r>
-        <w:t>Nedan presenteras fynd av naturvårdsarter som gjorts i det avverkningsanmälda området, samt relevanta utdrag ur standarderna för FSC, Chain of Custody, Controlled Wood och PEFC.</w:t>
-      </w:r>
-    </w:p>
-    <w:p>
-      <w:r>
-        <w:t>Vi förväntar oss att ni återkommer med ett skriftligt svar på vårt klagomål och även beskriver vilka korrigerande åtgärder ni satt in för att rätta till identifierade brister i er efterlevnad av den svenska FSC standarden.</w:t>
-      </w:r>
-    </w:p>
-    <w:p>
-      <w:pPr>
-        <w:pStyle w:val="Heading1"/>
-      </w:pPr>
-      <w:r>
-        <w:t>Naturvårdsarter</w:t>
-      </w:r>
-    </w:p>
-    <w:p>
-      <w:r>
-        <w:t>Inom 20 meter från avverkningsanmälan har följande 4 naturvårdsarter hittats: strutbräken (S, T), lundarv (T), ormbär (T) och torta (T). Arter som är signalarter enligt Skogsstyrelsen har markerats med (S). Typiska arter inom Natura 2000 som är kopplade till skogsekosystem har markerats med (T).</w:t>
-      </w:r>
-    </w:p>
-    <w:p>
-      <w:r>
-        <w:t>De påträffade naturvårdsarterna är ett tydligt kvitto på att det rör sig om en skog med höga naturvärden.</w:t>
-      </w:r>
-      <w:r>
-        <w:t xml:space="preserve"> I Figur 1 visas fyndplatser för naturvårdsarter i området, som finns registrerade på Artportalen.</w:t>
+        <w:t>Detta klagomål behandlar höga naturvärden i avverkningsanmälan A 42606-2025 i Hudiksvalls kommun som inkom 2025-09-05 och omfattar 2,9 ha.</w:t>
       </w:r>
     </w:p>
     <w:p>
@@ -209,7 +178,7 @@
       <w:r>
         <w:drawing>
           <wp:inline xmlns:a="http://schemas.openxmlformats.org/drawingml/2006/main" xmlns:pic="http://schemas.openxmlformats.org/drawingml/2006/picture">
-            <wp:extent cx="5102367" cy="5688000"/>
+            <wp:extent cx="5134661" cy="5724000"/>
             <wp:docPr id="1" name="Picture 1"/>
             <wp:cNvGraphicFramePr>
               <a:graphicFrameLocks noChangeAspect="1"/>
@@ -230,7 +199,7 @@
                   <pic:spPr>
                     <a:xfrm>
                       <a:off x="0" y="0"/>
-                      <a:ext cx="5102367" cy="5688000"/>
+                      <a:ext cx="5134661" cy="5724000"/>
                     </a:xfrm>
                     <a:prstGeom prst="rect"/>
                   </pic:spPr>
@@ -247,7 +216,64 @@
         <w:spacing w:after="240"/>
       </w:pPr>
       <w:r>
-        <w:t>Figur 1. Fyndplatser för naturvårdsarter inom 20 meter från avverkningsanmälan (röd linje). Markörer utan svart kant är placerade på fyndplatsen. Markörer med svart kant är placerade vid sidan av fyndplatsen och har ett svart streck som visar fyndplatsens exakta position. Kartans mittpunktskoordinat är N 6881377, E 565285 i SWEREF 99 TM.</w:t>
+        <w:t>Figur 1. Fyndplatser för naturvårdsarter inom 20 meter från avverkningsanmälan. Markörer utan svart kant är placerade på fyndplatsen. Markörer med svart kant är placerade vid sidan av fyndplatsen har ett svart streck som visar fyndplatsens exakta position. Kartans mittpunktskoordinat är N 6881377, E 565285 i SWEREF 99 TM.</w:t>
+      </w:r>
+    </w:p>
+    <w:p>
+      <w:r>
+        <w:t>Inom 20 meter från avverkningsanmälan finns fynd av 4 naturvårdsarter, varav 4 är typiska (T) och 1 är signalart (S): strutbräken (S, T), lundarv (T), ormbär (T) och torta (T). Se Figur 1.</w:t>
+      </w:r>
+    </w:p>
+    <w:p>
+      <w:r>
+        <w:t>Nedan presenteras relevanta utdrag ur standarderna för FSC, Chain of Custody, Controlled Wood och PEFC.</w:t>
+      </w:r>
+    </w:p>
+    <w:p>
+      <w:r>
+        <w:t>Vi förväntar oss att ni återkommer med ett skriftligt svar på vårt klagomål och även beskriver vilka korrigerande åtgärder ni satt in för att rätta till identifierade brister i er efterlevnad av den svenska FSC standarden.</w:t>
+      </w:r>
+    </w:p>
+    <w:p>
+      <w:pPr>
+        <w:pStyle w:val="Heading1"/>
+      </w:pPr>
+      <w:r>
+        <w:t>Naturvårdsarter och fridlysta arter</w:t>
+      </w:r>
+    </w:p>
+    <w:p>
+      <w:r>
+        <w:t>Nedan följer beskrivningar av de naturvårdsarter och fridlysta arter som har sina livsmiljöer och växtplatser i den avverkningsanmälda skogen. De påträffade naturvårdsarterna är ett tydligt kvitto på att det rör sig om en skog med höga naturvärden.</w:t>
+      </w:r>
+    </w:p>
+    <w:p>
+      <w:r>
+        <w:rPr>
+          <w:b/>
+        </w:rPr>
+        <w:t xml:space="preserve">Strutbräken </w:t>
+      </w:r>
+      <w:r>
+        <w:t xml:space="preserve">är normalt en mycket bra och tydlig signalart som visar på flera olika fuktiga biotoper med rörligt markvatten som nästan alltid har höga naturvärden. Den växer på skuggiga, fuktiga, näringsrika mullmarker längs bäckdalar, åar, älvar, översilade sluttningar med högörtsgranskog och svämlövskogar med kortvarigt översvämmade sedimentplan. Växtplatserna har ytligt rörligt markvatten och konstant hög luftfuktighet. Arten är känslig för avverkning och dikning.Strutbräken är typisk art för </w:t>
+      </w:r>
+      <w:r>
+        <w:rPr>
+          <w:i/>
+        </w:rPr>
+        <w:t xml:space="preserve">9050 Näringsrik granskog, 9080 Lövsumpskog, 9750 Svämlövskog, 9760 Svämädellövskog </w:t>
+      </w:r>
+      <w:r>
+        <w:t>och</w:t>
+      </w:r>
+      <w:r>
+        <w:rPr>
+          <w:i/>
+        </w:rPr>
+        <w:t xml:space="preserve"> 6430 Högörtängar</w:t>
+      </w:r>
+      <w:r>
+        <w:t xml:space="preserve"> (Nitare &amp; Skogsstyrelsen, 2019; SLU Artdatabanken, 2025).</w:t>
       </w:r>
     </w:p>
     <w:p>
@@ -288,35 +314,6 @@
       </w:r>
       <w:r>
         <w:t>(SLU Artdatabanken, 2025).</w:t>
-      </w:r>
-    </w:p>
-    <w:p>
-      <w:r>
-        <w:rPr>
-          <w:b/>
-        </w:rPr>
-        <w:t xml:space="preserve">Strutbräken </w:t>
-      </w:r>
-      <w:r>
-        <w:t xml:space="preserve">är normalt en mycket bra och tydlig signalart som visar på flera olika fuktiga biotoper med rörligt markvatten som nästan alltid har höga naturvärden. Den växer på skuggiga, fuktiga, näringsrika mullmarker längs bäckdalar, åar, älvar, översilade sluttningar med högörtsgranskog och svämlövskogar med kortvarigt översvämmade sedimentplan. Växtplatserna har ytligt rörligt markvatten och konstant hög luftfuktighet. Arten är känslig för avverkning och dikning.Strutbräken är typisk art för </w:t>
-      </w:r>
-      <w:r>
-        <w:rPr>
-          <w:i/>
-        </w:rPr>
-        <w:t xml:space="preserve">9050 Näringsrik granskog, 9080 Lövsumpskog, 9750 Svämlövskog, 9760 Svämädellövskog </w:t>
-      </w:r>
-      <w:r>
-        <w:t>och</w:t>
-      </w:r>
-      <w:r>
-        <w:rPr>
-          <w:i/>
-        </w:rPr>
-        <w:t xml:space="preserve"> 6430 Högörtängar</w:t>
-      </w:r>
-      <w:r>
-        <w:t xml:space="preserve"> (Nitare &amp; Skogsstyrelsen, 2019; SLU Artdatabanken, 2025).</w:t>
       </w:r>
     </w:p>
     <w:p>
@@ -753,7 +750,7 @@
     <w:r>
       <w:tab/>
       <w:tab/>
-      <w:t>2026-06-20</w:t>
+      <w:t>2026-06-21</w:t>
       <w:br/>
       <w:br/>
     </w:r>

--- a/klagomål/A 42606-2025 FSC-klagomål.docx
+++ b/klagomål/A 42606-2025 FSC-klagomål.docx
@@ -750,7 +750,7 @@
     <w:r>
       <w:tab/>
       <w:tab/>
-      <w:t>2026-06-21</w:t>
+      <w:t>2026-06-22</w:t>
       <w:br/>
       <w:br/>
     </w:r>

--- a/klagomål/A 42606-2025 FSC-klagomål.docx
+++ b/klagomål/A 42606-2025 FSC-klagomål.docx
@@ -750,7 +750,7 @@
     <w:r>
       <w:tab/>
       <w:tab/>
-      <w:t>2026-06-22</w:t>
+      <w:t>2026-06-23</w:t>
       <w:br/>
       <w:br/>
     </w:r>

--- a/klagomål/A 42606-2025 FSC-klagomål.docx
+++ b/klagomål/A 42606-2025 FSC-klagomål.docx
@@ -750,7 +750,7 @@
     <w:r>
       <w:tab/>
       <w:tab/>
-      <w:t>2026-06-23</w:t>
+      <w:t>2026-06-24</w:t>
       <w:br/>
       <w:br/>
     </w:r>

--- a/klagomål/A 42606-2025 FSC-klagomål.docx
+++ b/klagomål/A 42606-2025 FSC-klagomål.docx
@@ -750,7 +750,7 @@
     <w:r>
       <w:tab/>
       <w:tab/>
-      <w:t>2026-06-24</w:t>
+      <w:t>2026-06-25</w:t>
       <w:br/>
       <w:br/>
     </w:r>

--- a/klagomål/A 42606-2025 FSC-klagomål.docx
+++ b/klagomål/A 42606-2025 FSC-klagomål.docx
@@ -750,7 +750,7 @@
     <w:r>
       <w:tab/>
       <w:tab/>
-      <w:t>2026-06-25</w:t>
+      <w:t>2026-06-26</w:t>
       <w:br/>
       <w:br/>
     </w:r>

--- a/klagomål/A 42606-2025 FSC-klagomål.docx
+++ b/klagomål/A 42606-2025 FSC-klagomål.docx
@@ -750,7 +750,7 @@
     <w:r>
       <w:tab/>
       <w:tab/>
-      <w:t>2026-06-26</w:t>
+      <w:t>2026-06-27</w:t>
       <w:br/>
       <w:br/>
     </w:r>

--- a/klagomål/A 42606-2025 FSC-klagomål.docx
+++ b/klagomål/A 42606-2025 FSC-klagomål.docx
@@ -750,7 +750,7 @@
     <w:r>
       <w:tab/>
       <w:tab/>
-      <w:t>2026-06-27</w:t>
+      <w:t>2026-06-28</w:t>
       <w:br/>
       <w:br/>
     </w:r>

--- a/klagomål/A 42606-2025 FSC-klagomål.docx
+++ b/klagomål/A 42606-2025 FSC-klagomål.docx
@@ -750,7 +750,7 @@
     <w:r>
       <w:tab/>
       <w:tab/>
-      <w:t>2026-06-28</w:t>
+      <w:t>2026-06-29</w:t>
       <w:br/>
       <w:br/>
     </w:r>

--- a/klagomål/A 42606-2025 FSC-klagomål.docx
+++ b/klagomål/A 42606-2025 FSC-klagomål.docx
@@ -750,7 +750,7 @@
     <w:r>
       <w:tab/>
       <w:tab/>
-      <w:t>2026-06-29</w:t>
+      <w:t>2026-06-30</w:t>
       <w:br/>
       <w:br/>
     </w:r>

--- a/klagomål/A 42606-2025 FSC-klagomål.docx
+++ b/klagomål/A 42606-2025 FSC-klagomål.docx
@@ -750,7 +750,7 @@
     <w:r>
       <w:tab/>
       <w:tab/>
-      <w:t>2026-06-30</w:t>
+      <w:t>2026-07-01</w:t>
       <w:br/>
       <w:br/>
     </w:r>

--- a/klagomål/A 42606-2025 FSC-klagomål.docx
+++ b/klagomål/A 42606-2025 FSC-klagomål.docx
@@ -750,7 +750,7 @@
     <w:r>
       <w:tab/>
       <w:tab/>
-      <w:t>2026-07-01</w:t>
+      <w:t>2026-07-02</w:t>
       <w:br/>
       <w:br/>
     </w:r>

--- a/klagomål/A 42606-2025 FSC-klagomål.docx
+++ b/klagomål/A 42606-2025 FSC-klagomål.docx
@@ -750,7 +750,7 @@
     <w:r>
       <w:tab/>
       <w:tab/>
-      <w:t>2026-07-02</w:t>
+      <w:t>2026-07-03</w:t>
       <w:br/>
       <w:br/>
     </w:r>

--- a/klagomål/A 42606-2025 FSC-klagomål.docx
+++ b/klagomål/A 42606-2025 FSC-klagomål.docx
@@ -750,7 +750,7 @@
     <w:r>
       <w:tab/>
       <w:tab/>
-      <w:t>2026-07-13</w:t>
+      <w:t>2026-07-14</w:t>
       <w:br/>
       <w:br/>
     </w:r>

--- a/klagomål/A 42606-2025 FSC-klagomål.docx
+++ b/klagomål/A 42606-2025 FSC-klagomål.docx
@@ -750,7 +750,7 @@
     <w:r>
       <w:tab/>
       <w:tab/>
-      <w:t>2026-07-14</w:t>
+      <w:t>2026-07-15</w:t>
       <w:br/>
       <w:br/>
     </w:r>

--- a/klagomål/A 42606-2025 FSC-klagomål.docx
+++ b/klagomål/A 42606-2025 FSC-klagomål.docx
@@ -750,7 +750,7 @@
     <w:r>
       <w:tab/>
       <w:tab/>
-      <w:t>2026-07-15</w:t>
+      <w:t>2026-07-16</w:t>
       <w:br/>
       <w:br/>
     </w:r>

--- a/klagomål/A 42606-2025 FSC-klagomål.docx
+++ b/klagomål/A 42606-2025 FSC-klagomål.docx
@@ -750,7 +750,7 @@
     <w:r>
       <w:tab/>
       <w:tab/>
-      <w:t>2026-07-16</w:t>
+      <w:t>2026-07-17</w:t>
       <w:br/>
       <w:br/>
     </w:r>

--- a/klagomål/A 42606-2025 FSC-klagomål.docx
+++ b/klagomål/A 42606-2025 FSC-klagomål.docx
@@ -750,7 +750,7 @@
     <w:r>
       <w:tab/>
       <w:tab/>
-      <w:t>2026-07-17</w:t>
+      <w:t>2026-07-18</w:t>
       <w:br/>
       <w:br/>
     </w:r>

--- a/klagomål/A 42606-2025 FSC-klagomål.docx
+++ b/klagomål/A 42606-2025 FSC-klagomål.docx
@@ -750,7 +750,7 @@
     <w:r>
       <w:tab/>
       <w:tab/>
-      <w:t>2026-07-18</w:t>
+      <w:t>2026-07-19</w:t>
       <w:br/>
       <w:br/>
     </w:r>

--- a/klagomål/A 42606-2025 FSC-klagomål.docx
+++ b/klagomål/A 42606-2025 FSC-klagomål.docx
@@ -750,7 +750,7 @@
     <w:r>
       <w:tab/>
       <w:tab/>
-      <w:t>2026-07-19</w:t>
+      <w:t>2026-07-20</w:t>
       <w:br/>
       <w:br/>
     </w:r>

--- a/klagomål/A 42606-2025 FSC-klagomål.docx
+++ b/klagomål/A 42606-2025 FSC-klagomål.docx
@@ -750,7 +750,7 @@
     <w:r>
       <w:tab/>
       <w:tab/>
-      <w:t>2026-07-20</w:t>
+      <w:t>2026-07-21</w:t>
       <w:br/>
       <w:br/>
     </w:r>

--- a/klagomål/A 42606-2025 FSC-klagomål.docx
+++ b/klagomål/A 42606-2025 FSC-klagomål.docx
@@ -750,7 +750,7 @@
     <w:r>
       <w:tab/>
       <w:tab/>
-      <w:t>2026-07-21</w:t>
+      <w:t>2026-07-22</w:t>
       <w:br/>
       <w:br/>
     </w:r>

--- a/klagomål/A 42606-2025 FSC-klagomål.docx
+++ b/klagomål/A 42606-2025 FSC-klagomål.docx
@@ -750,7 +750,7 @@
     <w:r>
       <w:tab/>
       <w:tab/>
-      <w:t>2026-07-22</w:t>
+      <w:t>2026-07-23</w:t>
       <w:br/>
       <w:br/>
     </w:r>

--- a/klagomål/A 42606-2025 FSC-klagomål.docx
+++ b/klagomål/A 42606-2025 FSC-klagomål.docx
@@ -750,7 +750,7 @@
     <w:r>
       <w:tab/>
       <w:tab/>
-      <w:t>2026-07-23</w:t>
+      <w:t>2026-07-24</w:t>
       <w:br/>
       <w:br/>
     </w:r>

--- a/klagomål/A 42606-2025 FSC-klagomål.docx
+++ b/klagomål/A 42606-2025 FSC-klagomål.docx
@@ -216,7 +216,7 @@
         <w:spacing w:after="240"/>
       </w:pPr>
       <w:r>
-        <w:t>Figur 1. Fyndplatser för naturvårdsarter inom 20 meter från avverkningsanmälan. Markörer utan svart kant är placerade på fyndplatsen. Markörer med svart kant är placerade vid sidan av fyndplatsen har ett svart streck som visar fyndplatsens exakta position. Kartans mittpunktskoordinat är N 6881377, E 565285 i SWEREF 99 TM.</w:t>
+        <w:t>Figur 1. Fyndplatser för naturvårdsarter inom 20 meter från avverkningsanmälan. Markörer utan svart kant är placerade på fyndplatsen. Markörer med svart kant är placerade vid sidan av fyndplatsen och har ett svart streck som visar fyndplatsens exakta position. Kartans mittpunktskoordinat är N 6881377, E 565285 i SWEREF 99 TM.</w:t>
       </w:r>
     </w:p>
     <w:p>
@@ -750,7 +750,7 @@
     <w:r>
       <w:tab/>
       <w:tab/>
-      <w:t>2026-08-14</w:t>
+      <w:t>2026-08-15</w:t>
       <w:br/>
       <w:br/>
     </w:r>

--- a/klagomål/A 42606-2025 FSC-klagomål.docx
+++ b/klagomål/A 42606-2025 FSC-klagomål.docx
@@ -750,7 +750,7 @@
     <w:r>
       <w:tab/>
       <w:tab/>
-      <w:t>2026-08-15</w:t>
+      <w:t>2026-08-16</w:t>
       <w:br/>
       <w:br/>
     </w:r>

--- a/klagomål/A 42606-2025 FSC-klagomål.docx
+++ b/klagomål/A 42606-2025 FSC-klagomål.docx
@@ -750,7 +750,7 @@
     <w:r>
       <w:tab/>
       <w:tab/>
-      <w:t>2026-08-16</w:t>
+      <w:t>2026-08-17</w:t>
       <w:br/>
       <w:br/>
     </w:r>

--- a/klagomål/A 42606-2025 FSC-klagomål.docx
+++ b/klagomål/A 42606-2025 FSC-klagomål.docx
@@ -750,7 +750,7 @@
     <w:r>
       <w:tab/>
       <w:tab/>
-      <w:t>2026-08-17</w:t>
+      <w:t>2026-08-18</w:t>
       <w:br/>
       <w:br/>
     </w:r>

--- a/klagomål/A 42606-2025 FSC-klagomål.docx
+++ b/klagomål/A 42606-2025 FSC-klagomål.docx
@@ -750,7 +750,7 @@
     <w:r>
       <w:tab/>
       <w:tab/>
-      <w:t>2026-08-18</w:t>
+      <w:t>2026-08-19</w:t>
       <w:br/>
       <w:br/>
     </w:r>

--- a/klagomål/A 42606-2025 FSC-klagomål.docx
+++ b/klagomål/A 42606-2025 FSC-klagomål.docx
@@ -750,7 +750,7 @@
     <w:r>
       <w:tab/>
       <w:tab/>
-      <w:t>2026-08-19</w:t>
+      <w:t>2026-08-20</w:t>
       <w:br/>
       <w:br/>
     </w:r>

--- a/klagomål/A 42606-2025 FSC-klagomål.docx
+++ b/klagomål/A 42606-2025 FSC-klagomål.docx
@@ -750,7 +750,7 @@
     <w:r>
       <w:tab/>
       <w:tab/>
-      <w:t>2026-08-20</w:t>
+      <w:t>2026-08-21</w:t>
       <w:br/>
       <w:br/>
     </w:r>

--- a/klagomål/A 42606-2025 FSC-klagomål.docx
+++ b/klagomål/A 42606-2025 FSC-klagomål.docx
@@ -750,7 +750,7 @@
     <w:r>
       <w:tab/>
       <w:tab/>
-      <w:t>2026-08-21</w:t>
+      <w:t>2026-08-22</w:t>
       <w:br/>
       <w:br/>
     </w:r>

--- a/klagomål/A 42606-2025 FSC-klagomål.docx
+++ b/klagomål/A 42606-2025 FSC-klagomål.docx
@@ -750,7 +750,7 @@
     <w:r>
       <w:tab/>
       <w:tab/>
-      <w:t>2026-08-22</w:t>
+      <w:t>2026-08-23</w:t>
       <w:br/>
       <w:br/>
     </w:r>

--- a/klagomål/A 42606-2025 FSC-klagomål.docx
+++ b/klagomål/A 42606-2025 FSC-klagomål.docx
@@ -750,7 +750,7 @@
     <w:r>
       <w:tab/>
       <w:tab/>
-      <w:t>2026-08-23</w:t>
+      <w:t>2026-08-24</w:t>
       <w:br/>
       <w:br/>
     </w:r>

--- a/klagomål/A 42606-2025 FSC-klagomål.docx
+++ b/klagomål/A 42606-2025 FSC-klagomål.docx
@@ -750,7 +750,7 @@
     <w:r>
       <w:tab/>
       <w:tab/>
-      <w:t>2026-08-24</w:t>
+      <w:t>2026-08-25</w:t>
       <w:br/>
       <w:br/>
     </w:r>

--- a/klagomål/A 42606-2025 FSC-klagomål.docx
+++ b/klagomål/A 42606-2025 FSC-klagomål.docx
@@ -750,7 +750,7 @@
     <w:r>
       <w:tab/>
       <w:tab/>
-      <w:t>2026-08-25</w:t>
+      <w:t>2026-08-26</w:t>
       <w:br/>
       <w:br/>
     </w:r>

--- a/klagomål/A 42606-2025 FSC-klagomål.docx
+++ b/klagomål/A 42606-2025 FSC-klagomål.docx
@@ -750,7 +750,7 @@
     <w:r>
       <w:tab/>
       <w:tab/>
-      <w:t>2026-08-26</w:t>
+      <w:t>2026-08-27</w:t>
       <w:br/>
       <w:br/>
     </w:r>

--- a/klagomål/A 42606-2025 FSC-klagomål.docx
+++ b/klagomål/A 42606-2025 FSC-klagomål.docx
@@ -750,7 +750,7 @@
     <w:r>
       <w:tab/>
       <w:tab/>
-      <w:t>2026-08-27</w:t>
+      <w:t>2026-08-28</w:t>
       <w:br/>
       <w:br/>
     </w:r>

--- a/klagomål/A 42606-2025 FSC-klagomål.docx
+++ b/klagomål/A 42606-2025 FSC-klagomål.docx
@@ -750,7 +750,7 @@
     <w:r>
       <w:tab/>
       <w:tab/>
-      <w:t>2026-08-28</w:t>
+      <w:t>2026-08-29</w:t>
       <w:br/>
       <w:br/>
     </w:r>

--- a/klagomål/A 42606-2025 FSC-klagomål.docx
+++ b/klagomål/A 42606-2025 FSC-klagomål.docx
@@ -750,7 +750,7 @@
     <w:r>
       <w:tab/>
       <w:tab/>
-      <w:t>2026-08-29</w:t>
+      <w:t>2026-08-31</w:t>
       <w:br/>
       <w:br/>
     </w:r>

--- a/klagomål/A 42606-2025 FSC-klagomål.docx
+++ b/klagomål/A 42606-2025 FSC-klagomål.docx
@@ -750,7 +750,7 @@
     <w:r>
       <w:tab/>
       <w:tab/>
-      <w:t>2026-08-31</w:t>
+      <w:t>2026-09-01</w:t>
       <w:br/>
       <w:br/>
     </w:r>

--- a/klagomål/A 42606-2025 FSC-klagomål.docx
+++ b/klagomål/A 42606-2025 FSC-klagomål.docx
@@ -750,7 +750,7 @@
     <w:r>
       <w:tab/>
       <w:tab/>
-      <w:t>2026-09-01</w:t>
+      <w:t>2026-09-02</w:t>
       <w:br/>
       <w:br/>
     </w:r>

--- a/klagomål/A 42606-2025 FSC-klagomål.docx
+++ b/klagomål/A 42606-2025 FSC-klagomål.docx
@@ -750,7 +750,7 @@
     <w:r>
       <w:tab/>
       <w:tab/>
-      <w:t>2026-09-02</w:t>
+      <w:t>2026-09-03</w:t>
       <w:br/>
       <w:br/>
     </w:r>

--- a/klagomål/A 42606-2025 FSC-klagomål.docx
+++ b/klagomål/A 42606-2025 FSC-klagomål.docx
@@ -750,7 +750,7 @@
     <w:r>
       <w:tab/>
       <w:tab/>
-      <w:t>2026-09-03</w:t>
+      <w:t>2026-09-04</w:t>
       <w:br/>
       <w:br/>
     </w:r>

--- a/klagomål/A 42606-2025 FSC-klagomål.docx
+++ b/klagomål/A 42606-2025 FSC-klagomål.docx
@@ -750,7 +750,7 @@
     <w:r>
       <w:tab/>
       <w:tab/>
-      <w:t>2026-09-04</w:t>
+      <w:t>2026-09-05</w:t>
       <w:br/>
       <w:br/>
     </w:r>

--- a/klagomål/A 42606-2025 FSC-klagomål.docx
+++ b/klagomål/A 42606-2025 FSC-klagomål.docx
@@ -750,7 +750,7 @@
     <w:r>
       <w:tab/>
       <w:tab/>
-      <w:t>2026-09-05</w:t>
+      <w:t>2026-09-06</w:t>
       <w:br/>
       <w:br/>
     </w:r>

--- a/klagomål/A 42606-2025 FSC-klagomål.docx
+++ b/klagomål/A 42606-2025 FSC-klagomål.docx
@@ -750,7 +750,7 @@
     <w:r>
       <w:tab/>
       <w:tab/>
-      <w:t>2026-09-06</w:t>
+      <w:t>2026-09-07</w:t>
       <w:br/>
       <w:br/>
     </w:r>

--- a/klagomål/A 42606-2025 FSC-klagomål.docx
+++ b/klagomål/A 42606-2025 FSC-klagomål.docx
@@ -750,7 +750,7 @@
     <w:r>
       <w:tab/>
       <w:tab/>
-      <w:t>2026-09-07</w:t>
+      <w:t>2026-09-08</w:t>
       <w:br/>
       <w:br/>
     </w:r>

--- a/klagomål/A 42606-2025 FSC-klagomål.docx
+++ b/klagomål/A 42606-2025 FSC-klagomål.docx
@@ -750,7 +750,7 @@
     <w:r>
       <w:tab/>
       <w:tab/>
-      <w:t>2026-09-08</w:t>
+      <w:t>2026-09-09</w:t>
       <w:br/>
       <w:br/>
     </w:r>

--- a/klagomål/A 42606-2025 FSC-klagomål.docx
+++ b/klagomål/A 42606-2025 FSC-klagomål.docx
@@ -750,7 +750,7 @@
     <w:r>
       <w:tab/>
       <w:tab/>
-      <w:t>2026-09-09</w:t>
+      <w:t>2026-09-10</w:t>
       <w:br/>
       <w:br/>
     </w:r>

--- a/klagomål/A 42606-2025 FSC-klagomål.docx
+++ b/klagomål/A 42606-2025 FSC-klagomål.docx
@@ -750,7 +750,7 @@
     <w:r>
       <w:tab/>
       <w:tab/>
-      <w:t>2026-09-10</w:t>
+      <w:t>2026-09-11</w:t>
       <w:br/>
       <w:br/>
     </w:r>

--- a/klagomål/A 42606-2025 FSC-klagomål.docx
+++ b/klagomål/A 42606-2025 FSC-klagomål.docx
@@ -750,7 +750,7 @@
     <w:r>
       <w:tab/>
       <w:tab/>
-      <w:t>2026-09-11</w:t>
+      <w:t>2026-09-12</w:t>
       <w:br/>
       <w:br/>
     </w:r>
